--- a/docs/VERIFICATION_CONTROLS.docx
+++ b/docs/VERIFICATION_CONTROLS.docx
@@ -39,7 +39,7 @@
         <w:rPr>
           <w:b w:val="0"/>
         </w:rPr>
-        <w:t>`docs/edge_funnel.png` — 56 documented case studies in, 2 deployed sleeves out, classified by</w:t>
+        <w:t>`docs/edge_funnel.png` — every documented case study classified by the control that killed it,</w:t>
       </w:r>
     </w:p>
     <w:p>
@@ -47,7 +47,7 @@
         <w:rPr>
           <w:b w:val="0"/>
         </w:rPr>
-        <w:t>the control that killed each one.</w:t>
+        <w:t>down to the 2 deployed sleeves.</w:t>
       </w:r>
     </w:p>
     <w:p>
@@ -1825,7 +1825,7 @@
         <w:rPr>
           <w:b w:val="0"/>
         </w:rPr>
-        <w:t>(all 57 cases in full).*</w:t>
+        <w:t>(all 58 cases in full).*</w:t>
       </w:r>
     </w:p>
     <w:sectPr>

--- a/docs/VERIFICATION_CONTROLS.docx
+++ b/docs/VERIFICATION_CONTROLS.docx
@@ -1825,7 +1825,7 @@
         <w:rPr>
           <w:b w:val="0"/>
         </w:rPr>
-        <w:t>(all 58 cases in full).*</w:t>
+        <w:t>(all 59 cases in full).*</w:t>
       </w:r>
     </w:p>
     <w:sectPr>

--- a/docs/VERIFICATION_CONTROLS.docx
+++ b/docs/VERIFICATION_CONTROLS.docx
@@ -1825,7 +1825,7 @@
         <w:rPr>
           <w:b w:val="0"/>
         </w:rPr>
-        <w:t>(all 59 cases in full).*</w:t>
+        <w:t>(all 60 cases in full).*</w:t>
       </w:r>
     </w:p>
     <w:sectPr>

--- a/docs/VERIFICATION_CONTROLS.docx
+++ b/docs/VERIFICATION_CONTROLS.docx
@@ -1825,7 +1825,7 @@
         <w:rPr>
           <w:b w:val="0"/>
         </w:rPr>
-        <w:t>(all 60 cases in full).*</w:t>
+        <w:t>(all 61 cases in full).*</w:t>
       </w:r>
     </w:p>
     <w:sectPr>

--- a/docs/VERIFICATION_CONTROLS.docx
+++ b/docs/VERIFICATION_CONTROLS.docx
@@ -1825,7 +1825,7 @@
         <w:rPr>
           <w:b w:val="0"/>
         </w:rPr>
-        <w:t>(all 61 cases in full).*</w:t>
+        <w:t>(all 62 cases in full).*</w:t>
       </w:r>
     </w:p>
     <w:sectPr>

--- a/docs/VERIFICATION_CONTROLS.docx
+++ b/docs/VERIFICATION_CONTROLS.docx
@@ -1825,7 +1825,7 @@
         <w:rPr>
           <w:b w:val="0"/>
         </w:rPr>
-        <w:t>(all 62 cases in full).*</w:t>
+        <w:t>(all 63 cases in full).*</w:t>
       </w:r>
     </w:p>
     <w:sectPr>

--- a/docs/VERIFICATION_CONTROLS.docx
+++ b/docs/VERIFICATION_CONTROLS.docx
@@ -1825,7 +1825,7 @@
         <w:rPr>
           <w:b w:val="0"/>
         </w:rPr>
-        <w:t>(all 63 cases in full).*</w:t>
+        <w:t>(all 64 cases in full).*</w:t>
       </w:r>
     </w:p>
     <w:sectPr>

--- a/docs/VERIFICATION_CONTROLS.docx
+++ b/docs/VERIFICATION_CONTROLS.docx
@@ -1825,7 +1825,7 @@
         <w:rPr>
           <w:b w:val="0"/>
         </w:rPr>
-        <w:t>(all 64 cases in full).*</w:t>
+        <w:t>(all 65 cases in full).*</w:t>
       </w:r>
     </w:p>
     <w:sectPr>

--- a/docs/VERIFICATION_CONTROLS.docx
+++ b/docs/VERIFICATION_CONTROLS.docx
@@ -1825,7 +1825,7 @@
         <w:rPr>
           <w:b w:val="0"/>
         </w:rPr>
-        <w:t>(all 65 cases in full).*</w:t>
+        <w:t>(all 66 cases in full).*</w:t>
       </w:r>
     </w:p>
     <w:sectPr>

--- a/docs/VERIFICATION_CONTROLS.docx
+++ b/docs/VERIFICATION_CONTROLS.docx
@@ -1825,7 +1825,7 @@
         <w:rPr>
           <w:b w:val="0"/>
         </w:rPr>
-        <w:t>(all 66 cases in full).*</w:t>
+        <w:t>(all 67 cases in full).*</w:t>
       </w:r>
     </w:p>
     <w:sectPr>

--- a/docs/VERIFICATION_CONTROLS.docx
+++ b/docs/VERIFICATION_CONTROLS.docx
@@ -1825,7 +1825,7 @@
         <w:rPr>
           <w:b w:val="0"/>
         </w:rPr>
-        <w:t>(all 67 cases in full).*</w:t>
+        <w:t>(all 68 cases in full).*</w:t>
       </w:r>
     </w:p>
     <w:sectPr>
